--- a/Mapped Curriculum Lesson - Supplemental Material/Grade 6/Lesson 10 - Choosing Loop Structures/Choosing Loop Structures - Worksheet.docx
+++ b/Mapped Curriculum Lesson - Supplemental Material/Grade 6/Lesson 10 - Choosing Loop Structures/Choosing Loop Structures - Worksheet.docx
@@ -1076,20 +1076,7 @@
         <w:rPr>
           <w:color w:val="080808"/>
         </w:rPr>
-        <w:t xml:space="preserve">Make the counted warm-up display rounds 1 to 5. The condition-controlled section must still finish only when the user types </w:t>
-      </w:r>
-      <w:r>
-        <w:rPr>
-          <w:color w:val="067D17"/>
-          <w:rFonts w:ascii="Consolas" w:hAnsi="Consolas"/>
-        </w:rPr>
-        <w:t>"done"</w:t>
-      </w:r>
-      <w:r>
-        <w:rPr>
-          <w:color w:val="080808"/>
-        </w:rPr>
-        <w:t>.</w:t>
+        <w:t>Make the counted warm-up display rounds 1 to 5. The condition-controlled section must still finish only when the user types done.</w:t>
       </w:r>
     </w:p>
     <w:p w14:noSpellErr="1">
@@ -1192,33 +1179,7 @@
         <w:rPr>
           <w:color w:val="080808"/>
         </w:rPr>
-        <w:t xml:space="preserve"> loop. After </w:t>
-      </w:r>
-      <w:r>
-        <w:rPr>
-          <w:color w:val="067D17"/>
-          <w:rFonts w:ascii="Consolas" w:hAnsi="Consolas"/>
-        </w:rPr>
-        <w:t>"done"</w:t>
-      </w:r>
-      <w:r>
-        <w:rPr>
-          <w:color w:val="080808"/>
-        </w:rPr>
-        <w:t xml:space="preserve"> is entered, display the number of answers entered. For wait, wait, </w:t>
-      </w:r>
-      <w:r>
-        <w:rPr>
-          <w:color w:val="067D17"/>
-          <w:rFonts w:ascii="Consolas" w:hAnsi="Consolas"/>
-        </w:rPr>
-        <w:t>"done"</w:t>
-      </w:r>
-      <w:r>
-        <w:rPr>
-          <w:color w:val="080808"/>
-        </w:rPr>
-        <w:t xml:space="preserve"> the count must be 3.</w:t>
+        <w:t xml:space="preserve"> loop. After done is entered, display the number of answers entered. For wait, wait, done the count must be 3.</w:t>
       </w:r>
     </w:p>
     <w:p>

--- a/Mapped Curriculum Lesson - Supplemental Material/Grade 6/Lesson 10 - Choosing Loop Structures/Choosing Loop Structures - Worksheet.docx
+++ b/Mapped Curriculum Lesson - Supplemental Material/Grade 6/Lesson 10 - Choosing Loop Structures/Choosing Loop Structures - Worksheet.docx
@@ -1076,7 +1076,72 @@
         <w:rPr>
           <w:color w:val="080808"/>
         </w:rPr>
-        <w:t>Make the counted warm-up display rounds 1 to 5. The condition-controlled section must still finish only when the user types done.</w:t>
+        <w:t xml:space="preserve">Change </w:t>
+      </w:r>
+      <w:r>
+        <w:rPr>
+          <w:color w:val="1750EB"/>
+          <w:rFonts w:ascii="Consolas" w:hAnsi="Consolas"/>
+        </w:rPr>
+        <w:t>range()</w:t>
+      </w:r>
+      <w:r>
+        <w:rPr>
+          <w:color w:val="080808"/>
+        </w:rPr>
+        <w:t xml:space="preserve"> in the </w:t>
+      </w:r>
+      <w:r>
+        <w:rPr>
+          <w:color w:val="1750EB"/>
+          <w:rFonts w:ascii="Consolas" w:hAnsi="Consolas"/>
+        </w:rPr>
+        <w:t>for</w:t>
+      </w:r>
+      <w:r>
+        <w:rPr>
+          <w:color w:val="080808"/>
+        </w:rPr>
+        <w:t xml:space="preserve"> loop so it displays warm-up rounds 1 through 5. Do not change the </w:t>
+      </w:r>
+      <w:r>
+        <w:rPr>
+          <w:color w:val="1750EB"/>
+          <w:rFonts w:ascii="Consolas" w:hAnsi="Consolas"/>
+        </w:rPr>
+        <w:t>while</w:t>
+      </w:r>
+      <w:r>
+        <w:rPr>
+          <w:color w:val="080808"/>
+        </w:rPr>
+        <w:t xml:space="preserve"> loop; it must </w:t>
+      </w:r>
+      <w:r>
+        <w:rPr>
+          <w:color w:val="1750EB"/>
+          <w:rFonts w:ascii="Consolas" w:hAnsi="Consolas"/>
+        </w:rPr>
+        <w:t>continue</w:t>
+      </w:r>
+      <w:r>
+        <w:rPr>
+          <w:color w:val="080808"/>
+        </w:rPr>
+        <w:t xml:space="preserve"> asking until the user enters </w:t>
+      </w:r>
+      <w:r>
+        <w:rPr>
+          <w:color w:val="067D17"/>
+          <w:rFonts w:ascii="Consolas" w:hAnsi="Consolas"/>
+        </w:rPr>
+        <w:t>"done"</w:t>
+      </w:r>
+      <w:r>
+        <w:rPr>
+          <w:color w:val="080808"/>
+        </w:rPr>
+        <w:t>.</w:t>
       </w:r>
     </w:p>
     <w:p w14:noSpellErr="1">
@@ -1166,7 +1231,7 @@
         <w:rPr>
           <w:color w:val="080808"/>
         </w:rPr>
-        <w:t xml:space="preserve">Add an attempt counter to the </w:t>
+        <w:t xml:space="preserve">Create [counter] and store 0 in it before the </w:t>
       </w:r>
       <w:r>
         <w:rPr>
@@ -1179,7 +1244,98 @@
         <w:rPr>
           <w:color w:val="080808"/>
         </w:rPr>
-        <w:t xml:space="preserve"> loop. After done is entered, display the number of answers entered. For wait, wait, done the count must be 3.</w:t>
+        <w:t xml:space="preserve"> loop. Add 1 to [counter] each time the user enters an answer, including </w:t>
+      </w:r>
+      <w:r>
+        <w:rPr>
+          <w:color w:val="067D17"/>
+          <w:rFonts w:ascii="Consolas" w:hAnsi="Consolas"/>
+        </w:rPr>
+        <w:t>"done"</w:t>
+      </w:r>
+      <w:r>
+        <w:rPr>
+          <w:color w:val="080808"/>
+        </w:rPr>
+        <w:t xml:space="preserve">. After </w:t>
+      </w:r>
+      <w:r>
+        <w:rPr>
+          <w:color w:val="067D17"/>
+          <w:rFonts w:ascii="Consolas" w:hAnsi="Consolas"/>
+        </w:rPr>
+        <w:t>"done"</w:t>
+      </w:r>
+      <w:r>
+        <w:rPr>
+          <w:color w:val="080808"/>
+        </w:rPr>
+        <w:t xml:space="preserve"> is entered, display </w:t>
+      </w:r>
+      <w:r>
+        <w:rPr>
+          <w:color w:val="067D17"/>
+          <w:rFonts w:ascii="Consolas" w:hAnsi="Consolas"/>
+        </w:rPr>
+        <w:t>"Answers entered:"</w:t>
+      </w:r>
+      <w:r>
+        <w:rPr>
+          <w:color w:val="080808"/>
+        </w:rPr>
+        <w:t xml:space="preserve"> followed by [counter]. Test </w:t>
+      </w:r>
+      <w:r>
+        <w:rPr>
+          <w:color w:val="067D17"/>
+          <w:rFonts w:ascii="Consolas" w:hAnsi="Consolas"/>
+        </w:rPr>
+        <w:t>"wait"</w:t>
+      </w:r>
+      <w:r>
+        <w:rPr>
+          <w:color w:val="080808"/>
+        </w:rPr>
+        <w:t xml:space="preserve">, </w:t>
+      </w:r>
+      <w:r>
+        <w:rPr>
+          <w:color w:val="067D17"/>
+          <w:rFonts w:ascii="Consolas" w:hAnsi="Consolas"/>
+        </w:rPr>
+        <w:t>"wait"</w:t>
+      </w:r>
+      <w:r>
+        <w:rPr>
+          <w:color w:val="080808"/>
+        </w:rPr>
+        <w:t xml:space="preserve">, then </w:t>
+      </w:r>
+      <w:r>
+        <w:rPr>
+          <w:color w:val="067D17"/>
+          <w:rFonts w:ascii="Consolas" w:hAnsi="Consolas"/>
+        </w:rPr>
+        <w:t>"done"</w:t>
+      </w:r>
+      <w:r>
+        <w:rPr>
+          <w:color w:val="080808"/>
+        </w:rPr>
+        <w:t xml:space="preserve">; display </w:t>
+      </w:r>
+      <w:r>
+        <w:rPr>
+          <w:color w:val="067D17"/>
+          <w:rFonts w:ascii="Consolas" w:hAnsi="Consolas"/>
+        </w:rPr>
+        <w:t>"Answers entered: 3"</w:t>
+      </w:r>
+      <w:r>
+        <w:rPr>
+          <w:color w:val="080808"/>
+        </w:rPr>
+        <w:t>.</w:t>
       </w:r>
     </w:p>
     <w:p>
@@ -1206,7 +1362,7 @@
         <w:rPr>
           <w:color w:val="080808"/>
         </w:rPr>
-        <w:t xml:space="preserve">Create a practice timer without real-time code. Use a </w:t>
+        <w:t xml:space="preserve">Use a </w:t>
       </w:r>
       <w:r>
         <w:rPr>
@@ -1219,7 +1375,33 @@
         <w:rPr>
           <w:color w:val="080808"/>
         </w:rPr>
-        <w:t xml:space="preserve"> loop to display exactly four exercise stations, then a </w:t>
+        <w:t xml:space="preserve"> loop to display </w:t>
+      </w:r>
+      <w:r>
+        <w:rPr>
+          <w:color w:val="067D17"/>
+          <w:rFonts w:ascii="Consolas" w:hAnsi="Consolas"/>
+        </w:rPr>
+        <w:t>"Exercise 1"</w:t>
+      </w:r>
+      <w:r>
+        <w:rPr>
+          <w:color w:val="080808"/>
+        </w:rPr>
+        <w:t xml:space="preserve"> through </w:t>
+      </w:r>
+      <w:r>
+        <w:rPr>
+          <w:color w:val="067D17"/>
+          <w:rFonts w:ascii="Consolas" w:hAnsi="Consolas"/>
+        </w:rPr>
+        <w:t>"Exercise 4"</w:t>
+      </w:r>
+      <w:r>
+        <w:rPr>
+          <w:color w:val="080808"/>
+        </w:rPr>
+        <w:t xml:space="preserve">. After those four lines, use a </w:t>
       </w:r>
       <w:r>
         <w:rPr>
@@ -1232,7 +1414,20 @@
         <w:rPr>
           <w:color w:val="080808"/>
         </w:rPr>
-        <w:t xml:space="preserve"> loop to collect effort ratings until the user enters 0. Count and display the non-zero ratings.</w:t>
+        <w:t xml:space="preserve"> loop to ask for whole-number effort scores until the user enters 0. Store the number of scores entered in [ratings], but do not count 0. Test 2, 3 and 0; display </w:t>
+      </w:r>
+      <w:r>
+        <w:rPr>
+          <w:color w:val="067D17"/>
+          <w:rFonts w:ascii="Consolas" w:hAnsi="Consolas"/>
+        </w:rPr>
+        <w:t>"Scores entered: 2"</w:t>
+      </w:r>
+      <w:r>
+        <w:rPr>
+          <w:color w:val="080808"/>
+        </w:rPr>
+        <w:t>.</w:t>
       </w:r>
     </w:p>
     <w:p>

--- a/Mapped Curriculum Lesson - Supplemental Material/Grade 6/Lesson 10 - Choosing Loop Structures/Choosing Loop Structures - Worksheet.docx
+++ b/Mapped Curriculum Lesson - Supplemental Material/Grade 6/Lesson 10 - Choosing Loop Structures/Choosing Loop Structures - Worksheet.docx
@@ -1076,12 +1076,46 @@
         <w:rPr>
           <w:color w:val="080808"/>
         </w:rPr>
-        <w:t xml:space="preserve">Change </w:t>
+        <w:t xml:space="preserve">Change the example so it first asks how many warm-up rounds to show and stores the whole number in </w:t>
+      </w:r>
+      <w:r>
+        <w:rPr>
+          <w:color w:val="6A1B9A"/>
+          <w:rFonts w:ascii="JetBrains Mono" w:hAnsi="JetBrains Mono"/>
+          <w:sz w:val="20"/>
+          <w:szCs w:val="20"/>
+          <w:shd w:val="clear" w:color="auto" w:fill="ECEAF4"/>
+        </w:rPr>
+        <w:t> rounds </w:t>
+      </w:r>
+      <w:r>
+        <w:rPr>
+          <w:color w:val="080808"/>
+        </w:rPr>
+        <w:t xml:space="preserve">. Use </w:t>
+      </w:r>
+      <w:r>
+        <w:rPr>
+          <w:color w:val="6A1B9A"/>
+          <w:rFonts w:ascii="JetBrains Mono" w:hAnsi="JetBrains Mono"/>
+          <w:sz w:val="20"/>
+          <w:szCs w:val="20"/>
+          <w:shd w:val="clear" w:color="auto" w:fill="ECEAF4"/>
+        </w:rPr>
+        <w:t> rounds </w:t>
+      </w:r>
+      <w:r>
+        <w:rPr>
+          <w:color w:val="080808"/>
+        </w:rPr>
+        <w:t xml:space="preserve"> in </w:t>
       </w:r>
       <w:r>
         <w:rPr>
           <w:color w:val="1750EB"/>
-          <w:rFonts w:ascii="Consolas" w:hAnsi="Consolas"/>
+          <w:rFonts w:ascii="JetBrains Mono" w:hAnsi="JetBrains Mono"/>
+          <w:sz w:val="20"/>
+          <w:szCs w:val="20"/>
         </w:rPr>
         <w:t>range()</w:t>
       </w:r>
@@ -1089,12 +1123,14 @@
         <w:rPr>
           <w:color w:val="080808"/>
         </w:rPr>
-        <w:t xml:space="preserve"> in the </w:t>
+        <w:t xml:space="preserve"> so the </w:t>
       </w:r>
       <w:r>
         <w:rPr>
           <w:color w:val="1750EB"/>
-          <w:rFonts w:ascii="Consolas" w:hAnsi="Consolas"/>
+          <w:rFonts w:ascii="JetBrains Mono" w:hAnsi="JetBrains Mono"/>
+          <w:sz w:val="20"/>
+          <w:szCs w:val="20"/>
         </w:rPr>
         <w:t>for</w:t>
       </w:r>
@@ -1102,12 +1138,14 @@
         <w:rPr>
           <w:color w:val="080808"/>
         </w:rPr>
-        <w:t xml:space="preserve"> loop so it displays warm-up rounds 1 through 5. Do not change the </w:t>
+        <w:t xml:space="preserve"> loop shows that many rounds. The </w:t>
       </w:r>
       <w:r>
         <w:rPr>
           <w:color w:val="1750EB"/>
-          <w:rFonts w:ascii="Consolas" w:hAnsi="Consolas"/>
+          <w:rFonts w:ascii="JetBrains Mono" w:hAnsi="JetBrains Mono"/>
+          <w:sz w:val="20"/>
+          <w:szCs w:val="20"/>
         </w:rPr>
         <w:t>while</w:t>
       </w:r>
@@ -1115,25 +1153,14 @@
         <w:rPr>
           <w:color w:val="080808"/>
         </w:rPr>
-        <w:t xml:space="preserve"> loop; it must </w:t>
-      </w:r>
-      <w:r>
-        <w:rPr>
-          <w:color w:val="1750EB"/>
-          <w:rFonts w:ascii="Consolas" w:hAnsi="Consolas"/>
-        </w:rPr>
-        <w:t>continue</w:t>
-      </w:r>
-      <w:r>
-        <w:rPr>
-          <w:color w:val="080808"/>
-        </w:rPr>
-        <w:t xml:space="preserve"> asking until the user enters </w:t>
+        <w:t xml:space="preserve"> loop should still end when the user types </w:t>
       </w:r>
       <w:r>
         <w:rPr>
           <w:color w:val="067D17"/>
-          <w:rFonts w:ascii="Consolas" w:hAnsi="Consolas"/>
+          <w:rFonts w:ascii="JetBrains Mono" w:hAnsi="JetBrains Mono"/>
+          <w:sz w:val="20"/>
+          <w:szCs w:val="20"/>
         </w:rPr>
         <w:t>"done"</w:t>
       </w:r>
@@ -1231,12 +1258,14 @@
         <w:rPr>
           <w:color w:val="080808"/>
         </w:rPr>
-        <w:t xml:space="preserve">Create [counter] and store 0 in it before the </w:t>
+        <w:t xml:space="preserve">Extend the example so the </w:t>
       </w:r>
       <w:r>
         <w:rPr>
           <w:color w:val="1750EB"/>
-          <w:rFonts w:ascii="Consolas" w:hAnsi="Consolas"/>
+          <w:rFonts w:ascii="JetBrains Mono" w:hAnsi="JetBrains Mono"/>
+          <w:sz w:val="20"/>
+          <w:szCs w:val="20"/>
         </w:rPr>
         <w:t>while</w:t>
       </w:r>
@@ -1244,12 +1273,30 @@
         <w:rPr>
           <w:color w:val="080808"/>
         </w:rPr>
-        <w:t xml:space="preserve"> loop. Add 1 to [counter] each time the user enters an answer, including </w:t>
+        <w:t xml:space="preserve"> loop counts every answer in </w:t>
+      </w:r>
+      <w:r>
+        <w:rPr>
+          <w:color w:val="6A1B9A"/>
+          <w:rFonts w:ascii="JetBrains Mono" w:hAnsi="JetBrains Mono"/>
+          <w:sz w:val="20"/>
+          <w:szCs w:val="20"/>
+          <w:shd w:val="clear" w:color="auto" w:fill="ECEAF4"/>
+        </w:rPr>
+        <w:t> counter </w:t>
+      </w:r>
+      <w:r>
+        <w:rPr>
+          <w:color w:val="080808"/>
+        </w:rPr>
+        <w:t xml:space="preserve">, including </w:t>
       </w:r>
       <w:r>
         <w:rPr>
           <w:color w:val="067D17"/>
-          <w:rFonts w:ascii="Consolas" w:hAnsi="Consolas"/>
+          <w:rFonts w:ascii="JetBrains Mono" w:hAnsi="JetBrains Mono"/>
+          <w:sz w:val="20"/>
+          <w:szCs w:val="20"/>
         </w:rPr>
         <w:t>"done"</w:t>
       </w:r>
@@ -1257,12 +1304,75 @@
         <w:rPr>
           <w:color w:val="080808"/>
         </w:rPr>
-        <w:t xml:space="preserve">. After </w:t>
+        <w:t xml:space="preserve">. After the loop, display </w:t>
       </w:r>
       <w:r>
         <w:rPr>
           <w:color w:val="067D17"/>
-          <w:rFonts w:ascii="Consolas" w:hAnsi="Consolas"/>
+          <w:rFonts w:ascii="JetBrains Mono" w:hAnsi="JetBrains Mono"/>
+          <w:sz w:val="20"/>
+          <w:szCs w:val="20"/>
+        </w:rPr>
+        <w:t>"Answers entered:"</w:t>
+      </w:r>
+      <w:r>
+        <w:rPr>
+          <w:color w:val="080808"/>
+        </w:rPr>
+        <w:t xml:space="preserve"> followed by </w:t>
+      </w:r>
+      <w:r>
+        <w:rPr>
+          <w:color w:val="6A1B9A"/>
+          <w:rFonts w:ascii="JetBrains Mono" w:hAnsi="JetBrains Mono"/>
+          <w:sz w:val="20"/>
+          <w:szCs w:val="20"/>
+          <w:shd w:val="clear" w:color="auto" w:fill="ECEAF4"/>
+        </w:rPr>
+        <w:t> counter </w:t>
+      </w:r>
+      <w:r>
+        <w:rPr>
+          <w:color w:val="080808"/>
+        </w:rPr>
+        <w:t xml:space="preserve">. For example, </w:t>
+      </w:r>
+      <w:r>
+        <w:rPr>
+          <w:color w:val="067D17"/>
+          <w:rFonts w:ascii="JetBrains Mono" w:hAnsi="JetBrains Mono"/>
+          <w:sz w:val="20"/>
+          <w:szCs w:val="20"/>
+        </w:rPr>
+        <w:t>"wait"</w:t>
+      </w:r>
+      <w:r>
+        <w:rPr>
+          <w:color w:val="080808"/>
+        </w:rPr>
+        <w:t xml:space="preserve">, </w:t>
+      </w:r>
+      <w:r>
+        <w:rPr>
+          <w:color w:val="067D17"/>
+          <w:rFonts w:ascii="JetBrains Mono" w:hAnsi="JetBrains Mono"/>
+          <w:sz w:val="20"/>
+          <w:szCs w:val="20"/>
+        </w:rPr>
+        <w:t>"wait"</w:t>
+      </w:r>
+      <w:r>
+        <w:rPr>
+          <w:color w:val="080808"/>
+        </w:rPr>
+        <w:t xml:space="preserve"> and </w:t>
+      </w:r>
+      <w:r>
+        <w:rPr>
+          <w:color w:val="067D17"/>
+          <w:rFonts w:ascii="JetBrains Mono" w:hAnsi="JetBrains Mono"/>
+          <w:sz w:val="20"/>
+          <w:szCs w:val="20"/>
         </w:rPr>
         <w:t>"done"</w:t>
       </w:r>
@@ -1270,164 +1380,124 @@
         <w:rPr>
           <w:color w:val="080808"/>
         </w:rPr>
-        <w:t xml:space="preserve"> is entered, display </w:t>
+        <w:t xml:space="preserve"> display </w:t>
       </w:r>
       <w:r>
         <w:rPr>
           <w:color w:val="067D17"/>
-          <w:rFonts w:ascii="Consolas" w:hAnsi="Consolas"/>
-        </w:rPr>
-        <w:t>"Answers entered:"</w:t>
-      </w:r>
-      <w:r>
-        <w:rPr>
-          <w:color w:val="080808"/>
-        </w:rPr>
-        <w:t xml:space="preserve"> followed by [counter]. Test </w:t>
+          <w:rFonts w:ascii="JetBrains Mono" w:hAnsi="JetBrains Mono"/>
+          <w:sz w:val="20"/>
+          <w:szCs w:val="20"/>
+        </w:rPr>
+        <w:t>"Answers entered: 3"</w:t>
+      </w:r>
+      <w:r>
+        <w:rPr>
+          <w:color w:val="080808"/>
+        </w:rPr>
+        <w:t>.</w:t>
+      </w:r>
+    </w:p>
+    <w:p>
+      <w:pPr>
+        <w:spacing w:before="0" w:after="0" w:line="120" w:lineRule="exact"/>
+      </w:pPr>
+    </w:p>
+    <w:p>
+      <w:pPr>
+        <w:pStyle w:val="Heading2"/>
+      </w:pPr>
+      <w:r>
+        <w:t>Challenge 3</w:t>
+      </w:r>
+    </w:p>
+    <w:p>
+      <w:pPr>
+        <w:spacing w:line="276" w:lineRule="auto" w:before="0" w:after="0"/>
+        <w:rPr>
+          <w:noProof/>
+        </w:rPr>
+      </w:pPr>
+      <w:r>
+        <w:rPr>
+          <w:color w:val="080808"/>
+        </w:rPr>
+        <w:t xml:space="preserve">Create a training program. Use a </w:t>
+      </w:r>
+      <w:r>
+        <w:rPr>
+          <w:color w:val="1750EB"/>
+          <w:rFonts w:ascii="JetBrains Mono" w:hAnsi="JetBrains Mono"/>
+          <w:sz w:val="20"/>
+          <w:szCs w:val="20"/>
+        </w:rPr>
+        <w:t>for</w:t>
+      </w:r>
+      <w:r>
+        <w:rPr>
+          <w:color w:val="080808"/>
+        </w:rPr>
+        <w:t xml:space="preserve"> loop to display </w:t>
       </w:r>
       <w:r>
         <w:rPr>
           <w:color w:val="067D17"/>
-          <w:rFonts w:ascii="Consolas" w:hAnsi="Consolas"/>
-        </w:rPr>
-        <w:t>"wait"</w:t>
-      </w:r>
-      <w:r>
-        <w:rPr>
-          <w:color w:val="080808"/>
-        </w:rPr>
-        <w:t xml:space="preserve">, </w:t>
+          <w:rFonts w:ascii="JetBrains Mono" w:hAnsi="JetBrains Mono"/>
+          <w:sz w:val="20"/>
+          <w:szCs w:val="20"/>
+        </w:rPr>
+        <w:t>"Exercise 1"</w:t>
+      </w:r>
+      <w:r>
+        <w:rPr>
+          <w:color w:val="080808"/>
+        </w:rPr>
+        <w:t xml:space="preserve"> to </w:t>
       </w:r>
       <w:r>
         <w:rPr>
           <w:color w:val="067D17"/>
-          <w:rFonts w:ascii="Consolas" w:hAnsi="Consolas"/>
-        </w:rPr>
-        <w:t>"wait"</w:t>
-      </w:r>
-      <w:r>
-        <w:rPr>
-          <w:color w:val="080808"/>
-        </w:rPr>
-        <w:t xml:space="preserve">, then </w:t>
+          <w:rFonts w:ascii="JetBrains Mono" w:hAnsi="JetBrains Mono"/>
+          <w:sz w:val="20"/>
+          <w:szCs w:val="20"/>
+        </w:rPr>
+        <w:t>"Exercise 4"</w:t>
+      </w:r>
+      <w:r>
+        <w:rPr>
+          <w:color w:val="080808"/>
+        </w:rPr>
+        <w:t xml:space="preserve">. Then use a </w:t>
+      </w:r>
+      <w:r>
+        <w:rPr>
+          <w:color w:val="1750EB"/>
+          <w:rFonts w:ascii="JetBrains Mono" w:hAnsi="JetBrains Mono"/>
+          <w:sz w:val="20"/>
+          <w:szCs w:val="20"/>
+        </w:rPr>
+        <w:t>while</w:t>
+      </w:r>
+      <w:r>
+        <w:rPr>
+          <w:color w:val="080808"/>
+        </w:rPr>
+        <w:t xml:space="preserve"> loop to ask for whole-number effort scores until the user enters 0. Count every score except 0 and display </w:t>
       </w:r>
       <w:r>
         <w:rPr>
           <w:color w:val="067D17"/>
-          <w:rFonts w:ascii="Consolas" w:hAnsi="Consolas"/>
-        </w:rPr>
-        <w:t>"done"</w:t>
-      </w:r>
-      <w:r>
-        <w:rPr>
-          <w:color w:val="080808"/>
-        </w:rPr>
-        <w:t xml:space="preserve">; display </w:t>
-      </w:r>
-      <w:r>
-        <w:rPr>
-          <w:color w:val="067D17"/>
-          <w:rFonts w:ascii="Consolas" w:hAnsi="Consolas"/>
-        </w:rPr>
-        <w:t>"Answers entered: 3"</w:t>
-      </w:r>
-      <w:r>
-        <w:rPr>
-          <w:color w:val="080808"/>
-        </w:rPr>
-        <w:t>.</w:t>
-      </w:r>
-    </w:p>
-    <w:p>
-      <w:pPr>
-        <w:spacing w:before="0" w:after="0" w:line="120" w:lineRule="exact"/>
-      </w:pPr>
-    </w:p>
-    <w:p>
-      <w:pPr>
-        <w:pStyle w:val="Heading2"/>
-      </w:pPr>
-      <w:r>
-        <w:t>Challenge 3</w:t>
-      </w:r>
-    </w:p>
-    <w:p>
-      <w:pPr>
-        <w:spacing w:line="276" w:lineRule="auto" w:before="0" w:after="0"/>
-        <w:rPr>
-          <w:noProof/>
-        </w:rPr>
-      </w:pPr>
-      <w:r>
-        <w:rPr>
-          <w:color w:val="080808"/>
-        </w:rPr>
-        <w:t xml:space="preserve">Use a </w:t>
-      </w:r>
-      <w:r>
-        <w:rPr>
-          <w:color w:val="1750EB"/>
-          <w:rFonts w:ascii="Consolas" w:hAnsi="Consolas"/>
-        </w:rPr>
-        <w:t>for</w:t>
-      </w:r>
-      <w:r>
-        <w:rPr>
-          <w:color w:val="080808"/>
-        </w:rPr>
-        <w:t xml:space="preserve"> loop to display </w:t>
-      </w:r>
-      <w:r>
-        <w:rPr>
-          <w:color w:val="067D17"/>
-          <w:rFonts w:ascii="Consolas" w:hAnsi="Consolas"/>
-        </w:rPr>
-        <w:t>"Exercise 1"</w:t>
-      </w:r>
-      <w:r>
-        <w:rPr>
-          <w:color w:val="080808"/>
-        </w:rPr>
-        <w:t xml:space="preserve"> through </w:t>
-      </w:r>
-      <w:r>
-        <w:rPr>
-          <w:color w:val="067D17"/>
-          <w:rFonts w:ascii="Consolas" w:hAnsi="Consolas"/>
-        </w:rPr>
-        <w:t>"Exercise 4"</w:t>
-      </w:r>
-      <w:r>
-        <w:rPr>
-          <w:color w:val="080808"/>
-        </w:rPr>
-        <w:t xml:space="preserve">. After those four lines, use a </w:t>
-      </w:r>
-      <w:r>
-        <w:rPr>
-          <w:color w:val="1750EB"/>
-          <w:rFonts w:ascii="Consolas" w:hAnsi="Consolas"/>
-        </w:rPr>
-        <w:t>while</w:t>
-      </w:r>
-      <w:r>
-        <w:rPr>
-          <w:color w:val="080808"/>
-        </w:rPr>
-        <w:t xml:space="preserve"> loop to ask for whole-number effort scores until the user enters 0. Store the number of scores entered in [ratings], but do not count 0. Test 2, 3 and 0; display </w:t>
-      </w:r>
-      <w:r>
-        <w:rPr>
-          <w:color w:val="067D17"/>
-          <w:rFonts w:ascii="Consolas" w:hAnsi="Consolas"/>
-        </w:rPr>
-        <w:t>"Scores entered: 2"</w:t>
-      </w:r>
-      <w:r>
-        <w:rPr>
-          <w:color w:val="080808"/>
-        </w:rPr>
-        <w:t>.</w:t>
+          <w:rFonts w:ascii="JetBrains Mono" w:hAnsi="JetBrains Mono"/>
+          <w:sz w:val="20"/>
+          <w:szCs w:val="20"/>
+        </w:rPr>
+        <w:t>"Scores entered:"</w:t>
+      </w:r>
+      <w:r>
+        <w:rPr>
+          <w:color w:val="080808"/>
+        </w:rPr>
+        <w:t xml:space="preserve"> with the count.</w:t>
       </w:r>
     </w:p>
     <w:p>

--- a/Mapped Curriculum Lesson - Supplemental Material/Grade 6/Lesson 10 - Choosing Loop Structures/Choosing Loop Structures - Worksheet.docx
+++ b/Mapped Curriculum Lesson - Supplemental Material/Grade 6/Lesson 10 - Choosing Loop Structures/Choosing Loop Structures - Worksheet.docx
@@ -1127,7 +1127,7 @@
       </w:r>
       <w:r>
         <w:rPr>
-          <w:color w:val="1750EB"/>
+          <w:color w:val="C45E00"/>
           <w:rFonts w:ascii="JetBrains Mono" w:hAnsi="JetBrains Mono"/>
           <w:sz w:val="20"/>
           <w:szCs w:val="20"/>
@@ -1142,7 +1142,7 @@
       </w:r>
       <w:r>
         <w:rPr>
-          <w:color w:val="1750EB"/>
+          <w:color w:val="C45E00"/>
           <w:rFonts w:ascii="JetBrains Mono" w:hAnsi="JetBrains Mono"/>
           <w:sz w:val="20"/>
           <w:szCs w:val="20"/>
@@ -1262,7 +1262,7 @@
       </w:r>
       <w:r>
         <w:rPr>
-          <w:color w:val="1750EB"/>
+          <w:color w:val="C45E00"/>
           <w:rFonts w:ascii="JetBrains Mono" w:hAnsi="JetBrains Mono"/>
           <w:sz w:val="20"/>
           <w:szCs w:val="20"/>
@@ -1426,7 +1426,7 @@
       </w:r>
       <w:r>
         <w:rPr>
-          <w:color w:val="1750EB"/>
+          <w:color w:val="C45E00"/>
           <w:rFonts w:ascii="JetBrains Mono" w:hAnsi="JetBrains Mono"/>
           <w:sz w:val="20"/>
           <w:szCs w:val="20"/>
@@ -1471,7 +1471,7 @@
       </w:r>
       <w:r>
         <w:rPr>
-          <w:color w:val="1750EB"/>
+          <w:color w:val="C45E00"/>
           <w:rFonts w:ascii="JetBrains Mono" w:hAnsi="JetBrains Mono"/>
           <w:sz w:val="20"/>
           <w:szCs w:val="20"/>

--- a/Mapped Curriculum Lesson - Supplemental Material/Grade 6/Lesson 10 - Choosing Loop Structures/Choosing Loop Structures - Worksheet.docx
+++ b/Mapped Curriculum Lesson - Supplemental Material/Grade 6/Lesson 10 - Choosing Loop Structures/Choosing Loop Structures - Worksheet.docx
@@ -36,18 +36,72 @@
           <w:rFonts w:ascii="JetBrains Mono" w:hAnsi="JetBrains Mono" w:cs="JetBrains Mono"/>
           <w:sz w:val="24"/>
           <w:szCs w:val="24"/>
+          <w:color w:val="C45E00"/>
+        </w:rPr>
+        <w:t>for</w:t>
+      </w:r>
+      <w:r>
+        <w:rPr>
+          <w:rFonts w:ascii="JetBrains Mono" w:hAnsi="JetBrains Mono" w:cs="JetBrains Mono"/>
+          <w:sz w:val="24"/>
+          <w:szCs w:val="24"/>
+          <w:color w:val="080808"/>
+        </w:rPr>
+        <w:t xml:space="preserve"> round_number </w:t>
+      </w:r>
+      <w:r>
+        <w:rPr>
+          <w:rFonts w:ascii="JetBrains Mono" w:hAnsi="JetBrains Mono" w:cs="JetBrains Mono"/>
+          <w:sz w:val="24"/>
+          <w:szCs w:val="24"/>
+          <w:color w:val="C45E00"/>
+        </w:rPr>
+        <w:t>in</w:t>
+      </w:r>
+      <w:r>
+        <w:rPr>
+          <w:rFonts w:ascii="JetBrains Mono" w:hAnsi="JetBrains Mono" w:cs="JetBrains Mono"/>
+          <w:sz w:val="24"/>
+          <w:szCs w:val="24"/>
+          <w:color w:val="080808"/>
+        </w:rPr>
+        <w:t xml:space="preserve"> </w:t>
+      </w:r>
+      <w:r>
+        <w:rPr>
+          <w:rFonts w:ascii="JetBrains Mono" w:hAnsi="JetBrains Mono" w:cs="JetBrains Mono"/>
+          <w:sz w:val="24"/>
+          <w:szCs w:val="24"/>
           <w:color w:val="1750EB"/>
         </w:rPr>
-        <w:t>for</w:t>
-      </w:r>
-      <w:r>
-        <w:rPr>
-          <w:rFonts w:ascii="JetBrains Mono" w:hAnsi="JetBrains Mono" w:cs="JetBrains Mono"/>
-          <w:sz w:val="24"/>
-          <w:szCs w:val="24"/>
-          <w:color w:val="080808"/>
-        </w:rPr>
-        <w:t xml:space="preserve"> round_number </w:t>
+        <w:t>range</w:t>
+      </w:r>
+      <w:r>
+        <w:rPr>
+          <w:rFonts w:ascii="JetBrains Mono" w:hAnsi="JetBrains Mono" w:cs="JetBrains Mono"/>
+          <w:sz w:val="24"/>
+          <w:szCs w:val="24"/>
+          <w:color w:val="080808"/>
+        </w:rPr>
+        <w:t>(1, 4):</w:t>
+      </w:r>
+      <w:r>
+        <w:rPr>
+          <w:rFonts w:ascii="JetBrains Mono" w:hAnsi="JetBrains Mono" w:cs="JetBrains Mono"/>
+          <w:sz w:val="24"/>
+          <w:szCs w:val="24"/>
+          <w:color w:val="080808"/>
+        </w:rPr>
+        <w:br/>
+      </w:r>
+      <w:r>
+        <w:rPr>
+          <w:rFonts w:ascii="JetBrains Mono" w:hAnsi="JetBrains Mono" w:cs="JetBrains Mono"/>
+          <w:sz w:val="24"/>
+          <w:szCs w:val="24"/>
+          <w:color w:val="080808"/>
+        </w:rPr>
+        <w:t xml:space="preserve">    </w:t>
       </w:r>
       <w:r>
         <w:rPr>
@@ -56,34 +110,34 @@
           <w:szCs w:val="24"/>
           <w:color w:val="1750EB"/>
         </w:rPr>
-        <w:t>in</w:t>
-      </w:r>
-      <w:r>
-        <w:rPr>
-          <w:rFonts w:ascii="JetBrains Mono" w:hAnsi="JetBrains Mono" w:cs="JetBrains Mono"/>
-          <w:sz w:val="24"/>
-          <w:szCs w:val="24"/>
-          <w:color w:val="080808"/>
-        </w:rPr>
-        <w:t xml:space="preserve"> </w:t>
-      </w:r>
-      <w:r>
-        <w:rPr>
-          <w:rFonts w:ascii="JetBrains Mono" w:hAnsi="JetBrains Mono" w:cs="JetBrains Mono"/>
-          <w:sz w:val="24"/>
-          <w:szCs w:val="24"/>
-          <w:color w:val="1750EB"/>
-        </w:rPr>
-        <w:t>range</w:t>
-      </w:r>
-      <w:r>
-        <w:rPr>
-          <w:rFonts w:ascii="JetBrains Mono" w:hAnsi="JetBrains Mono" w:cs="JetBrains Mono"/>
-          <w:sz w:val="24"/>
-          <w:szCs w:val="24"/>
-          <w:color w:val="080808"/>
-        </w:rPr>
-        <w:t>(1, 4):</w:t>
+        <w:t>print</w:t>
+      </w:r>
+      <w:r>
+        <w:rPr>
+          <w:rFonts w:ascii="JetBrains Mono" w:hAnsi="JetBrains Mono" w:cs="JetBrains Mono"/>
+          <w:sz w:val="24"/>
+          <w:szCs w:val="24"/>
+          <w:color w:val="080808"/>
+        </w:rPr>
+        <w:t>(</w:t>
+      </w:r>
+      <w:r>
+        <w:rPr>
+          <w:rFonts w:ascii="JetBrains Mono" w:hAnsi="JetBrains Mono" w:cs="JetBrains Mono"/>
+          <w:sz w:val="24"/>
+          <w:szCs w:val="24"/>
+          <w:color w:val="067D17"/>
+        </w:rPr>
+        <w:t>"Warm-up round"</w:t>
+      </w:r>
+      <w:r>
+        <w:rPr>
+          <w:rFonts w:ascii="JetBrains Mono" w:hAnsi="JetBrains Mono" w:cs="JetBrains Mono"/>
+          <w:sz w:val="24"/>
+          <w:szCs w:val="24"/>
+          <w:color w:val="080808"/>
+        </w:rPr>
+        <w:t>, round_number)</w:t>
       </w:r>
       <w:r>
         <w:rPr>
@@ -101,25 +155,7 @@
           <w:szCs w:val="24"/>
           <w:color w:val="080808"/>
         </w:rPr>
-        <w:t xml:space="preserve">    </w:t>
-      </w:r>
-      <w:r>
-        <w:rPr>
-          <w:rFonts w:ascii="JetBrains Mono" w:hAnsi="JetBrains Mono" w:cs="JetBrains Mono"/>
-          <w:sz w:val="24"/>
-          <w:szCs w:val="24"/>
-          <w:color w:val="1750EB"/>
-        </w:rPr>
-        <w:t>print</w:t>
-      </w:r>
-      <w:r>
-        <w:rPr>
-          <w:rFonts w:ascii="JetBrains Mono" w:hAnsi="JetBrains Mono" w:cs="JetBrains Mono"/>
-          <w:sz w:val="24"/>
-          <w:szCs w:val="24"/>
-          <w:color w:val="080808"/>
-        </w:rPr>
-        <w:t>(</w:t>
+        <w:t xml:space="preserve">answer = </w:t>
       </w:r>
       <w:r>
         <w:rPr>
@@ -128,16 +164,7 @@
           <w:szCs w:val="24"/>
           <w:color w:val="067D17"/>
         </w:rPr>
-        <w:t>"Warm-up round"</w:t>
-      </w:r>
-      <w:r>
-        <w:rPr>
-          <w:rFonts w:ascii="JetBrains Mono" w:hAnsi="JetBrains Mono" w:cs="JetBrains Mono"/>
-          <w:sz w:val="24"/>
-          <w:szCs w:val="24"/>
-          <w:color w:val="080808"/>
-        </w:rPr>
-        <w:t>, round_number)</w:t>
+        <w:t>""</w:t>
       </w:r>
       <w:r>
         <w:rPr>
@@ -153,34 +180,7 @@
           <w:rFonts w:ascii="JetBrains Mono" w:hAnsi="JetBrains Mono" w:cs="JetBrains Mono"/>
           <w:sz w:val="24"/>
           <w:szCs w:val="24"/>
-          <w:color w:val="080808"/>
-        </w:rPr>
-        <w:t xml:space="preserve">answer = </w:t>
-      </w:r>
-      <w:r>
-        <w:rPr>
-          <w:rFonts w:ascii="JetBrains Mono" w:hAnsi="JetBrains Mono" w:cs="JetBrains Mono"/>
-          <w:sz w:val="24"/>
-          <w:szCs w:val="24"/>
-          <w:color w:val="067D17"/>
-        </w:rPr>
-        <w:t>""</w:t>
-      </w:r>
-      <w:r>
-        <w:rPr>
-          <w:rFonts w:ascii="JetBrains Mono" w:hAnsi="JetBrains Mono" w:cs="JetBrains Mono"/>
-          <w:sz w:val="24"/>
-          <w:szCs w:val="24"/>
-          <w:color w:val="080808"/>
-        </w:rPr>
-        <w:br/>
-      </w:r>
-      <w:r>
-        <w:rPr>
-          <w:rFonts w:ascii="JetBrains Mono" w:hAnsi="JetBrains Mono" w:cs="JetBrains Mono"/>
-          <w:sz w:val="24"/>
-          <w:szCs w:val="24"/>
-          <w:color w:val="1750EB"/>
+          <w:color w:val="C45E00"/>
         </w:rPr>
         <w:t>while</w:t>
       </w:r>
@@ -730,18 +730,72 @@
           <w:rFonts w:ascii="JetBrains Mono" w:hAnsi="JetBrains Mono" w:cs="JetBrains Mono"/>
           <w:sz w:val="24"/>
           <w:szCs w:val="24"/>
+          <w:color w:val="C45E00"/>
+        </w:rPr>
+        <w:t>for</w:t>
+      </w:r>
+      <w:r>
+        <w:rPr>
+          <w:rFonts w:ascii="JetBrains Mono" w:hAnsi="JetBrains Mono" w:cs="JetBrains Mono"/>
+          <w:sz w:val="24"/>
+          <w:szCs w:val="24"/>
+          <w:color w:val="080808"/>
+        </w:rPr>
+        <w:t xml:space="preserve"> round_number </w:t>
+      </w:r>
+      <w:r>
+        <w:rPr>
+          <w:rFonts w:ascii="JetBrains Mono" w:hAnsi="JetBrains Mono" w:cs="JetBrains Mono"/>
+          <w:sz w:val="24"/>
+          <w:szCs w:val="24"/>
+          <w:color w:val="C45E00"/>
+        </w:rPr>
+        <w:t>in</w:t>
+      </w:r>
+      <w:r>
+        <w:rPr>
+          <w:rFonts w:ascii="JetBrains Mono" w:hAnsi="JetBrains Mono" w:cs="JetBrains Mono"/>
+          <w:sz w:val="24"/>
+          <w:szCs w:val="24"/>
+          <w:color w:val="080808"/>
+        </w:rPr>
+        <w:t xml:space="preserve"> </w:t>
+      </w:r>
+      <w:r>
+        <w:rPr>
+          <w:rFonts w:ascii="JetBrains Mono" w:hAnsi="JetBrains Mono" w:cs="JetBrains Mono"/>
+          <w:sz w:val="24"/>
+          <w:szCs w:val="24"/>
           <w:color w:val="1750EB"/>
         </w:rPr>
-        <w:t>for</w:t>
-      </w:r>
-      <w:r>
-        <w:rPr>
-          <w:rFonts w:ascii="JetBrains Mono" w:hAnsi="JetBrains Mono" w:cs="JetBrains Mono"/>
-          <w:sz w:val="24"/>
-          <w:szCs w:val="24"/>
-          <w:color w:val="080808"/>
-        </w:rPr>
-        <w:t xml:space="preserve"> round_number </w:t>
+        <w:t>range</w:t>
+      </w:r>
+      <w:r>
+        <w:rPr>
+          <w:rFonts w:ascii="JetBrains Mono" w:hAnsi="JetBrains Mono" w:cs="JetBrains Mono"/>
+          <w:sz w:val="24"/>
+          <w:szCs w:val="24"/>
+          <w:color w:val="080808"/>
+        </w:rPr>
+        <w:t>(1, 4):</w:t>
+      </w:r>
+      <w:r>
+        <w:rPr>
+          <w:rFonts w:ascii="JetBrains Mono" w:hAnsi="JetBrains Mono" w:cs="JetBrains Mono"/>
+          <w:sz w:val="24"/>
+          <w:szCs w:val="24"/>
+          <w:color w:val="080808"/>
+        </w:rPr>
+        <w:br/>
+      </w:r>
+      <w:r>
+        <w:rPr>
+          <w:rFonts w:ascii="JetBrains Mono" w:hAnsi="JetBrains Mono" w:cs="JetBrains Mono"/>
+          <w:sz w:val="24"/>
+          <w:szCs w:val="24"/>
+          <w:color w:val="080808"/>
+        </w:rPr>
+        <w:t xml:space="preserve">    </w:t>
       </w:r>
       <w:r>
         <w:rPr>
@@ -750,34 +804,34 @@
           <w:szCs w:val="24"/>
           <w:color w:val="1750EB"/>
         </w:rPr>
-        <w:t>in</w:t>
-      </w:r>
-      <w:r>
-        <w:rPr>
-          <w:rFonts w:ascii="JetBrains Mono" w:hAnsi="JetBrains Mono" w:cs="JetBrains Mono"/>
-          <w:sz w:val="24"/>
-          <w:szCs w:val="24"/>
-          <w:color w:val="080808"/>
-        </w:rPr>
-        <w:t xml:space="preserve"> </w:t>
-      </w:r>
-      <w:r>
-        <w:rPr>
-          <w:rFonts w:ascii="JetBrains Mono" w:hAnsi="JetBrains Mono" w:cs="JetBrains Mono"/>
-          <w:sz w:val="24"/>
-          <w:szCs w:val="24"/>
-          <w:color w:val="1750EB"/>
-        </w:rPr>
-        <w:t>range</w:t>
-      </w:r>
-      <w:r>
-        <w:rPr>
-          <w:rFonts w:ascii="JetBrains Mono" w:hAnsi="JetBrains Mono" w:cs="JetBrains Mono"/>
-          <w:sz w:val="24"/>
-          <w:szCs w:val="24"/>
-          <w:color w:val="080808"/>
-        </w:rPr>
-        <w:t>(1, 4):</w:t>
+        <w:t>print</w:t>
+      </w:r>
+      <w:r>
+        <w:rPr>
+          <w:rFonts w:ascii="JetBrains Mono" w:hAnsi="JetBrains Mono" w:cs="JetBrains Mono"/>
+          <w:sz w:val="24"/>
+          <w:szCs w:val="24"/>
+          <w:color w:val="080808"/>
+        </w:rPr>
+        <w:t>(</w:t>
+      </w:r>
+      <w:r>
+        <w:rPr>
+          <w:rFonts w:ascii="JetBrains Mono" w:hAnsi="JetBrains Mono" w:cs="JetBrains Mono"/>
+          <w:sz w:val="24"/>
+          <w:szCs w:val="24"/>
+          <w:color w:val="067D17"/>
+        </w:rPr>
+        <w:t>"Warm-up round"</w:t>
+      </w:r>
+      <w:r>
+        <w:rPr>
+          <w:rFonts w:ascii="JetBrains Mono" w:hAnsi="JetBrains Mono" w:cs="JetBrains Mono"/>
+          <w:sz w:val="24"/>
+          <w:szCs w:val="24"/>
+          <w:color w:val="080808"/>
+        </w:rPr>
+        <w:t>, round_number)</w:t>
       </w:r>
       <w:r>
         <w:rPr>
@@ -795,25 +849,7 @@
           <w:szCs w:val="24"/>
           <w:color w:val="080808"/>
         </w:rPr>
-        <w:t xml:space="preserve">    </w:t>
-      </w:r>
-      <w:r>
-        <w:rPr>
-          <w:rFonts w:ascii="JetBrains Mono" w:hAnsi="JetBrains Mono" w:cs="JetBrains Mono"/>
-          <w:sz w:val="24"/>
-          <w:szCs w:val="24"/>
-          <w:color w:val="1750EB"/>
-        </w:rPr>
-        <w:t>print</w:t>
-      </w:r>
-      <w:r>
-        <w:rPr>
-          <w:rFonts w:ascii="JetBrains Mono" w:hAnsi="JetBrains Mono" w:cs="JetBrains Mono"/>
-          <w:sz w:val="24"/>
-          <w:szCs w:val="24"/>
-          <w:color w:val="080808"/>
-        </w:rPr>
-        <w:t>(</w:t>
+        <w:t xml:space="preserve">answer = </w:t>
       </w:r>
       <w:r>
         <w:rPr>
@@ -822,16 +858,7 @@
           <w:szCs w:val="24"/>
           <w:color w:val="067D17"/>
         </w:rPr>
-        <w:t>"Warm-up round"</w:t>
-      </w:r>
-      <w:r>
-        <w:rPr>
-          <w:rFonts w:ascii="JetBrains Mono" w:hAnsi="JetBrains Mono" w:cs="JetBrains Mono"/>
-          <w:sz w:val="24"/>
-          <w:szCs w:val="24"/>
-          <w:color w:val="080808"/>
-        </w:rPr>
-        <w:t>, round_number)</w:t>
+        <w:t>""</w:t>
       </w:r>
       <w:r>
         <w:rPr>
@@ -847,34 +874,7 @@
           <w:rFonts w:ascii="JetBrains Mono" w:hAnsi="JetBrains Mono" w:cs="JetBrains Mono"/>
           <w:sz w:val="24"/>
           <w:szCs w:val="24"/>
-          <w:color w:val="080808"/>
-        </w:rPr>
-        <w:t xml:space="preserve">answer = </w:t>
-      </w:r>
-      <w:r>
-        <w:rPr>
-          <w:rFonts w:ascii="JetBrains Mono" w:hAnsi="JetBrains Mono" w:cs="JetBrains Mono"/>
-          <w:sz w:val="24"/>
-          <w:szCs w:val="24"/>
-          <w:color w:val="067D17"/>
-        </w:rPr>
-        <w:t>""</w:t>
-      </w:r>
-      <w:r>
-        <w:rPr>
-          <w:rFonts w:ascii="JetBrains Mono" w:hAnsi="JetBrains Mono" w:cs="JetBrains Mono"/>
-          <w:sz w:val="24"/>
-          <w:szCs w:val="24"/>
-          <w:color w:val="080808"/>
-        </w:rPr>
-        <w:br/>
-      </w:r>
-      <w:r>
-        <w:rPr>
-          <w:rFonts w:ascii="JetBrains Mono" w:hAnsi="JetBrains Mono" w:cs="JetBrains Mono"/>
-          <w:sz w:val="24"/>
-          <w:szCs w:val="24"/>
-          <w:color w:val="1750EB"/>
+          <w:color w:val="C45E00"/>
         </w:rPr>
         <w:t>while</w:t>
       </w:r>
@@ -1611,7 +1611,7 @@
           <w:kern w:val="0"/>
           <w:szCs w:val="24"/>
           <w14:ligatures w14:val="none"/>
-          <w:color w:val="1750EB"/>
+          <w:color w:val="C45E00"/>
         </w:rPr>
         <w:t>for</w:t>
       </w:r>
@@ -1631,7 +1631,7 @@
           <w:kern w:val="0"/>
           <w:szCs w:val="24"/>
           <w14:ligatures w14:val="none"/>
-          <w:color w:val="1750EB"/>
+          <w:color w:val="C45E00"/>
         </w:rPr>
         <w:t>in</w:t>
       </w:r>
@@ -1771,7 +1771,7 @@
           <w:kern w:val="0"/>
           <w:szCs w:val="24"/>
           <w14:ligatures w14:val="none"/>
-          <w:color w:val="1750EB"/>
+          <w:color w:val="C45E00"/>
         </w:rPr>
         <w:t>while</w:t>
       </w:r>
